--- a/Proyecto_1/Manuales/Informe_Desarrollo_[WIP].docx
+++ b/Proyecto_1/Manuales/Informe_Desarrollo_[WIP].docx
@@ -74,16 +74,19 @@
         <w:pStyle w:val="Ttulo2"/>
       </w:pPr>
       <w:r>
+        <w:rPr>
+          <w:noProof/>
+        </w:rPr>
         <w:drawing>
-          <wp:anchor distT="0" distB="0" distL="114300" distR="114300" simplePos="0" relativeHeight="251658240" behindDoc="1" locked="0" layoutInCell="1" allowOverlap="1" wp14:anchorId="3B847015" wp14:editId="0B75685C">
+          <wp:anchor distT="0" distB="0" distL="114300" distR="114300" simplePos="0" relativeHeight="251658240" behindDoc="1" locked="0" layoutInCell="1" allowOverlap="1" wp14:anchorId="3B847015" wp14:editId="2B2D1600">
             <wp:simplePos x="0" y="0"/>
             <wp:positionH relativeFrom="column">
-              <wp:posOffset>-225631</wp:posOffset>
+              <wp:posOffset>269875</wp:posOffset>
             </wp:positionH>
             <wp:positionV relativeFrom="paragraph">
-              <wp:posOffset>27577</wp:posOffset>
+              <wp:posOffset>27940</wp:posOffset>
             </wp:positionV>
-            <wp:extent cx="4048690" cy="5620534"/>
+            <wp:extent cx="4048125" cy="5620385"/>
             <wp:effectExtent l="0" t="0" r="9525" b="0"/>
             <wp:wrapTight wrapText="bothSides">
               <wp:wrapPolygon edited="0">
@@ -120,7 +123,7 @@
                   <pic:spPr>
                     <a:xfrm>
                       <a:off x="0" y="0"/>
-                      <a:ext cx="4048690" cy="5620534"/>
+                      <a:ext cx="4048125" cy="5620385"/>
                     </a:xfrm>
                     <a:prstGeom prst="rect">
                       <a:avLst/>
@@ -191,11 +194,30 @@
     </w:p>
     <w:p>
       <w:r>
+        <w:rPr>
+          <w:noProof/>
+        </w:rPr>
         <w:lastRenderedPageBreak/>
         <w:drawing>
-          <wp:inline distT="0" distB="0" distL="0" distR="0" wp14:anchorId="51DBE5F7" wp14:editId="12BB3764">
-            <wp:extent cx="5612130" cy="6587490"/>
-            <wp:effectExtent l="0" t="0" r="7620" b="3810"/>
+          <wp:anchor distT="0" distB="0" distL="114300" distR="114300" simplePos="0" relativeHeight="251659264" behindDoc="1" locked="0" layoutInCell="1" allowOverlap="1" wp14:anchorId="51DBE5F7" wp14:editId="2CD44670">
+            <wp:simplePos x="0" y="0"/>
+            <wp:positionH relativeFrom="column">
+              <wp:posOffset>-775335</wp:posOffset>
+            </wp:positionH>
+            <wp:positionV relativeFrom="paragraph">
+              <wp:posOffset>171450</wp:posOffset>
+            </wp:positionV>
+            <wp:extent cx="6507480" cy="7639050"/>
+            <wp:effectExtent l="0" t="0" r="7620" b="0"/>
+            <wp:wrapTight wrapText="bothSides">
+              <wp:wrapPolygon edited="0">
+                <wp:start x="0" y="0"/>
+                <wp:lineTo x="0" y="21546"/>
+                <wp:lineTo x="21562" y="21546"/>
+                <wp:lineTo x="21562" y="0"/>
+                <wp:lineTo x="0" y="0"/>
+              </wp:wrapPolygon>
+            </wp:wrapTight>
             <wp:docPr id="1772895913" name="Imagen 1"/>
             <wp:cNvGraphicFramePr>
               <a:graphicFrameLocks xmlns:a="http://schemas.openxmlformats.org/drawingml/2006/main" noChangeAspect="1"/>
@@ -208,7 +230,13 @@
                     <pic:cNvPicPr/>
                   </pic:nvPicPr>
                   <pic:blipFill>
-                    <a:blip r:embed="rId5"/>
+                    <a:blip r:embed="rId5">
+                      <a:extLst>
+                        <a:ext uri="{28A0092B-C50C-407E-A947-70E740481C1C}">
+                          <a14:useLocalDpi xmlns:a14="http://schemas.microsoft.com/office/drawing/2010/main" val="0"/>
+                        </a:ext>
+                      </a:extLst>
+                    </a:blip>
                     <a:stretch>
                       <a:fillRect/>
                     </a:stretch>
@@ -216,7 +244,589 @@
                   <pic:spPr>
                     <a:xfrm>
                       <a:off x="0" y="0"/>
-                      <a:ext cx="5612130" cy="6587490"/>
+                      <a:ext cx="6507480" cy="7639050"/>
+                    </a:xfrm>
+                    <a:prstGeom prst="rect">
+                      <a:avLst/>
+                    </a:prstGeom>
+                  </pic:spPr>
+                </pic:pic>
+              </a:graphicData>
+            </a:graphic>
+            <wp14:sizeRelH relativeFrom="margin">
+              <wp14:pctWidth>0</wp14:pctWidth>
+            </wp14:sizeRelH>
+            <wp14:sizeRelV relativeFrom="margin">
+              <wp14:pctHeight>0</wp14:pctHeight>
+            </wp14:sizeRelV>
+          </wp:anchor>
+        </w:drawing>
+      </w:r>
+    </w:p>
+    <w:p>
+      <w:r>
+        <w:br w:type="page"/>
+      </w:r>
+    </w:p>
+    <w:p>
+      <w:pPr>
+        <w:pStyle w:val="Ttulo1"/>
+      </w:pPr>
+      <w:r>
+        <w:lastRenderedPageBreak/>
+        <w:t>Problema #</w:t>
+      </w:r>
+      <w:r>
+        <w:t>2</w:t>
+      </w:r>
+      <w:r>
+        <w:t xml:space="preserve"> </w:t>
+      </w:r>
+      <w:r>
+        <w:t>Como diablos leo el contenido y lo asigno a su estructura?:</w:t>
+      </w:r>
+    </w:p>
+    <w:p>
+      <w:r>
+        <w:t xml:space="preserve">Para la lectura debía utilizar las funciones </w:t>
+      </w:r>
+      <w:proofErr w:type="gramStart"/>
+      <w:r>
+        <w:t>brindadas</w:t>
+      </w:r>
+      <w:proofErr w:type="gramEnd"/>
+      <w:r>
+        <w:t xml:space="preserve"> pero para los específicos eran bastante complicados y por cual empezar.</w:t>
+      </w:r>
+    </w:p>
+    <w:p>
+      <w:pPr>
+        <w:pStyle w:val="Ttulo2"/>
+      </w:pPr>
+      <w:r>
+        <w:t>solución:</w:t>
+      </w:r>
+    </w:p>
+    <w:p>
+      <w:r>
+        <w:t xml:space="preserve">Por medio de funciones declaradas en </w:t>
+      </w:r>
+      <w:proofErr w:type="spellStart"/>
+      <w:r>
+        <w:t>lexicalAnalyzer</w:t>
+      </w:r>
+      <w:proofErr w:type="spellEnd"/>
+      <w:r>
+        <w:t xml:space="preserve"> se implementaron en el archivo .h y .</w:t>
+      </w:r>
+      <w:proofErr w:type="spellStart"/>
+      <w:r>
+        <w:t>cpp</w:t>
+      </w:r>
+      <w:proofErr w:type="spellEnd"/>
+      <w:r>
+        <w:t xml:space="preserve"> para utilización, Implementando una función de </w:t>
+      </w:r>
+      <w:proofErr w:type="gramStart"/>
+      <w:r>
+        <w:t>Registrar,,,</w:t>
+      </w:r>
+      <w:proofErr w:type="gramEnd"/>
+      <w:r>
+        <w:t xml:space="preserve"> para cada componente importante del </w:t>
+      </w:r>
+      <w:proofErr w:type="spellStart"/>
+      <w:r>
+        <w:t>proyectom</w:t>
+      </w:r>
+      <w:proofErr w:type="spellEnd"/>
+      <w:r>
+        <w:t xml:space="preserve"> extrayendo los tokens generados y leyéndolos según como este estructurado el archivo.</w:t>
+      </w:r>
+    </w:p>
+    <w:p>
+      <w:r>
+        <w:drawing>
+          <wp:anchor distT="0" distB="0" distL="114300" distR="114300" simplePos="0" relativeHeight="251661312" behindDoc="1" locked="0" layoutInCell="1" allowOverlap="1" wp14:anchorId="3517F202" wp14:editId="1C157911">
+            <wp:simplePos x="0" y="0"/>
+            <wp:positionH relativeFrom="column">
+              <wp:posOffset>78740</wp:posOffset>
+            </wp:positionH>
+            <wp:positionV relativeFrom="paragraph">
+              <wp:posOffset>142875</wp:posOffset>
+            </wp:positionV>
+            <wp:extent cx="4763135" cy="714375"/>
+            <wp:effectExtent l="0" t="0" r="0" b="9525"/>
+            <wp:wrapTight wrapText="bothSides">
+              <wp:wrapPolygon edited="0">
+                <wp:start x="0" y="0"/>
+                <wp:lineTo x="0" y="21312"/>
+                <wp:lineTo x="21511" y="21312"/>
+                <wp:lineTo x="21511" y="0"/>
+                <wp:lineTo x="0" y="0"/>
+              </wp:wrapPolygon>
+            </wp:wrapTight>
+            <wp:docPr id="642821926" name="Imagen 1"/>
+            <wp:cNvGraphicFramePr>
+              <a:graphicFrameLocks xmlns:a="http://schemas.openxmlformats.org/drawingml/2006/main" noChangeAspect="1"/>
+            </wp:cNvGraphicFramePr>
+            <a:graphic xmlns:a="http://schemas.openxmlformats.org/drawingml/2006/main">
+              <a:graphicData uri="http://schemas.openxmlformats.org/drawingml/2006/picture">
+                <pic:pic xmlns:pic="http://schemas.openxmlformats.org/drawingml/2006/picture">
+                  <pic:nvPicPr>
+                    <pic:cNvPr id="642821926" name=""/>
+                    <pic:cNvPicPr/>
+                  </pic:nvPicPr>
+                  <pic:blipFill>
+                    <a:blip r:embed="rId6">
+                      <a:extLst>
+                        <a:ext uri="{28A0092B-C50C-407E-A947-70E740481C1C}">
+                          <a14:useLocalDpi xmlns:a14="http://schemas.microsoft.com/office/drawing/2010/main" val="0"/>
+                        </a:ext>
+                      </a:extLst>
+                    </a:blip>
+                    <a:stretch>
+                      <a:fillRect/>
+                    </a:stretch>
+                  </pic:blipFill>
+                  <pic:spPr>
+                    <a:xfrm>
+                      <a:off x="0" y="0"/>
+                      <a:ext cx="4763135" cy="714375"/>
+                    </a:xfrm>
+                    <a:prstGeom prst="rect">
+                      <a:avLst/>
+                    </a:prstGeom>
+                  </pic:spPr>
+                </pic:pic>
+              </a:graphicData>
+            </a:graphic>
+          </wp:anchor>
+        </w:drawing>
+      </w:r>
+    </w:p>
+    <w:p/>
+    <w:p>
+      <w:r>
+        <w:drawing>
+          <wp:anchor distT="0" distB="0" distL="114300" distR="114300" simplePos="0" relativeHeight="251662336" behindDoc="1" locked="0" layoutInCell="1" allowOverlap="1" wp14:anchorId="7A956659" wp14:editId="14831845">
+            <wp:simplePos x="0" y="0"/>
+            <wp:positionH relativeFrom="column">
+              <wp:posOffset>-432435</wp:posOffset>
+            </wp:positionH>
+            <wp:positionV relativeFrom="paragraph">
+              <wp:posOffset>648970</wp:posOffset>
+            </wp:positionV>
+            <wp:extent cx="5612130" cy="3832225"/>
+            <wp:effectExtent l="0" t="0" r="7620" b="0"/>
+            <wp:wrapTight wrapText="bothSides">
+              <wp:wrapPolygon edited="0">
+                <wp:start x="0" y="0"/>
+                <wp:lineTo x="0" y="21475"/>
+                <wp:lineTo x="21556" y="21475"/>
+                <wp:lineTo x="21556" y="0"/>
+                <wp:lineTo x="0" y="0"/>
+              </wp:wrapPolygon>
+            </wp:wrapTight>
+            <wp:docPr id="1257213987" name="Imagen 1"/>
+            <wp:cNvGraphicFramePr>
+              <a:graphicFrameLocks xmlns:a="http://schemas.openxmlformats.org/drawingml/2006/main" noChangeAspect="1"/>
+            </wp:cNvGraphicFramePr>
+            <a:graphic xmlns:a="http://schemas.openxmlformats.org/drawingml/2006/main">
+              <a:graphicData uri="http://schemas.openxmlformats.org/drawingml/2006/picture">
+                <pic:pic xmlns:pic="http://schemas.openxmlformats.org/drawingml/2006/picture">
+                  <pic:nvPicPr>
+                    <pic:cNvPr id="1257213987" name=""/>
+                    <pic:cNvPicPr/>
+                  </pic:nvPicPr>
+                  <pic:blipFill>
+                    <a:blip r:embed="rId7">
+                      <a:extLst>
+                        <a:ext uri="{28A0092B-C50C-407E-A947-70E740481C1C}">
+                          <a14:useLocalDpi xmlns:a14="http://schemas.microsoft.com/office/drawing/2010/main" val="0"/>
+                        </a:ext>
+                      </a:extLst>
+                    </a:blip>
+                    <a:stretch>
+                      <a:fillRect/>
+                    </a:stretch>
+                  </pic:blipFill>
+                  <pic:spPr>
+                    <a:xfrm>
+                      <a:off x="0" y="0"/>
+                      <a:ext cx="5612130" cy="3832225"/>
+                    </a:xfrm>
+                    <a:prstGeom prst="rect">
+                      <a:avLst/>
+                    </a:prstGeom>
+                  </pic:spPr>
+                </pic:pic>
+              </a:graphicData>
+            </a:graphic>
+          </wp:anchor>
+        </w:drawing>
+      </w:r>
+    </w:p>
+    <w:p>
+      <w:r>
+        <w:lastRenderedPageBreak/>
+        <w:drawing>
+          <wp:anchor distT="0" distB="0" distL="114300" distR="114300" simplePos="0" relativeHeight="251660288" behindDoc="1" locked="0" layoutInCell="1" allowOverlap="1" wp14:anchorId="551D2CDC" wp14:editId="785C5247">
+            <wp:simplePos x="0" y="0"/>
+            <wp:positionH relativeFrom="column">
+              <wp:posOffset>-699135</wp:posOffset>
+            </wp:positionH>
+            <wp:positionV relativeFrom="paragraph">
+              <wp:posOffset>0</wp:posOffset>
+            </wp:positionV>
+            <wp:extent cx="6692900" cy="7353300"/>
+            <wp:effectExtent l="0" t="0" r="0" b="0"/>
+            <wp:wrapTight wrapText="bothSides">
+              <wp:wrapPolygon edited="0">
+                <wp:start x="0" y="0"/>
+                <wp:lineTo x="0" y="21544"/>
+                <wp:lineTo x="21518" y="21544"/>
+                <wp:lineTo x="21518" y="0"/>
+                <wp:lineTo x="0" y="0"/>
+              </wp:wrapPolygon>
+            </wp:wrapTight>
+            <wp:docPr id="296163663" name="Imagen 1"/>
+            <wp:cNvGraphicFramePr>
+              <a:graphicFrameLocks xmlns:a="http://schemas.openxmlformats.org/drawingml/2006/main" noChangeAspect="1"/>
+            </wp:cNvGraphicFramePr>
+            <a:graphic xmlns:a="http://schemas.openxmlformats.org/drawingml/2006/main">
+              <a:graphicData uri="http://schemas.openxmlformats.org/drawingml/2006/picture">
+                <pic:pic xmlns:pic="http://schemas.openxmlformats.org/drawingml/2006/picture">
+                  <pic:nvPicPr>
+                    <pic:cNvPr id="296163663" name=""/>
+                    <pic:cNvPicPr/>
+                  </pic:nvPicPr>
+                  <pic:blipFill>
+                    <a:blip r:embed="rId8">
+                      <a:extLst>
+                        <a:ext uri="{28A0092B-C50C-407E-A947-70E740481C1C}">
+                          <a14:useLocalDpi xmlns:a14="http://schemas.microsoft.com/office/drawing/2010/main" val="0"/>
+                        </a:ext>
+                      </a:extLst>
+                    </a:blip>
+                    <a:stretch>
+                      <a:fillRect/>
+                    </a:stretch>
+                  </pic:blipFill>
+                  <pic:spPr>
+                    <a:xfrm>
+                      <a:off x="0" y="0"/>
+                      <a:ext cx="6692900" cy="7353300"/>
+                    </a:xfrm>
+                    <a:prstGeom prst="rect">
+                      <a:avLst/>
+                    </a:prstGeom>
+                  </pic:spPr>
+                </pic:pic>
+              </a:graphicData>
+            </a:graphic>
+            <wp14:sizeRelH relativeFrom="margin">
+              <wp14:pctWidth>0</wp14:pctWidth>
+            </wp14:sizeRelH>
+            <wp14:sizeRelV relativeFrom="margin">
+              <wp14:pctHeight>0</wp14:pctHeight>
+            </wp14:sizeRelV>
+          </wp:anchor>
+        </w:drawing>
+      </w:r>
+    </w:p>
+    <w:p>
+      <w:r>
+        <w:br w:type="page"/>
+      </w:r>
+    </w:p>
+    <w:p>
+      <w:pPr>
+        <w:pStyle w:val="Ttulo1"/>
+      </w:pPr>
+      <w:r>
+        <w:lastRenderedPageBreak/>
+        <w:t>Problema #</w:t>
+      </w:r>
+      <w:r>
+        <w:t>3</w:t>
+      </w:r>
+      <w:r>
+        <w:t xml:space="preserve"> </w:t>
+      </w:r>
+      <w:r>
+        <w:t xml:space="preserve">Como </w:t>
+      </w:r>
+      <w:r>
+        <w:t>Implementar la generación de Archivos HTML</w:t>
+      </w:r>
+    </w:p>
+    <w:p>
+      <w:r>
+        <w:t>El principal problema para esta sección era como generar un archivo HTML que pudiera iterar el contenido almacenado en los vectores y generar el archivo en si</w:t>
+      </w:r>
+    </w:p>
+    <w:p>
+      <w:pPr>
+        <w:pStyle w:val="Ttulo2"/>
+      </w:pPr>
+      <w:r>
+        <w:t>solución:</w:t>
+      </w:r>
+    </w:p>
+    <w:p>
+      <w:r>
+        <w:drawing>
+          <wp:anchor distT="0" distB="0" distL="114300" distR="114300" simplePos="0" relativeHeight="251663360" behindDoc="1" locked="0" layoutInCell="1" allowOverlap="1" wp14:anchorId="1A21561E" wp14:editId="591E63CA">
+            <wp:simplePos x="0" y="0"/>
+            <wp:positionH relativeFrom="column">
+              <wp:posOffset>66315</wp:posOffset>
+            </wp:positionH>
+            <wp:positionV relativeFrom="paragraph">
+              <wp:posOffset>457200</wp:posOffset>
+            </wp:positionV>
+            <wp:extent cx="5382260" cy="5915660"/>
+            <wp:effectExtent l="0" t="0" r="8890" b="8890"/>
+            <wp:wrapTight wrapText="bothSides">
+              <wp:wrapPolygon edited="0">
+                <wp:start x="0" y="0"/>
+                <wp:lineTo x="0" y="21563"/>
+                <wp:lineTo x="21559" y="21563"/>
+                <wp:lineTo x="21559" y="0"/>
+                <wp:lineTo x="0" y="0"/>
+              </wp:wrapPolygon>
+            </wp:wrapTight>
+            <wp:docPr id="572673061" name="Imagen 1"/>
+            <wp:cNvGraphicFramePr>
+              <a:graphicFrameLocks xmlns:a="http://schemas.openxmlformats.org/drawingml/2006/main" noChangeAspect="1"/>
+            </wp:cNvGraphicFramePr>
+            <a:graphic xmlns:a="http://schemas.openxmlformats.org/drawingml/2006/main">
+              <a:graphicData uri="http://schemas.openxmlformats.org/drawingml/2006/picture">
+                <pic:pic xmlns:pic="http://schemas.openxmlformats.org/drawingml/2006/picture">
+                  <pic:nvPicPr>
+                    <pic:cNvPr id="572673061" name=""/>
+                    <pic:cNvPicPr/>
+                  </pic:nvPicPr>
+                  <pic:blipFill>
+                    <a:blip r:embed="rId9">
+                      <a:extLst>
+                        <a:ext uri="{28A0092B-C50C-407E-A947-70E740481C1C}">
+                          <a14:useLocalDpi xmlns:a14="http://schemas.microsoft.com/office/drawing/2010/main" val="0"/>
+                        </a:ext>
+                      </a:extLst>
+                    </a:blip>
+                    <a:stretch>
+                      <a:fillRect/>
+                    </a:stretch>
+                  </pic:blipFill>
+                  <pic:spPr>
+                    <a:xfrm>
+                      <a:off x="0" y="0"/>
+                      <a:ext cx="5382260" cy="5915660"/>
+                    </a:xfrm>
+                    <a:prstGeom prst="rect">
+                      <a:avLst/>
+                    </a:prstGeom>
+                  </pic:spPr>
+                </pic:pic>
+              </a:graphicData>
+            </a:graphic>
+          </wp:anchor>
+        </w:drawing>
+      </w:r>
+      <w:r>
+        <w:t xml:space="preserve">Por medio de funciones declaradas en </w:t>
+      </w:r>
+      <w:proofErr w:type="spellStart"/>
+      <w:r>
+        <w:t>mainwindow</w:t>
+      </w:r>
+      <w:proofErr w:type="spellEnd"/>
+      <w:r>
+        <w:t>, se implementaron en el archivo .</w:t>
+      </w:r>
+      <w:proofErr w:type="spellStart"/>
+      <w:r>
+        <w:t>cpp</w:t>
+      </w:r>
+      <w:proofErr w:type="spellEnd"/>
+      <w:r>
+        <w:t xml:space="preserve"> para su posterior uso y definición de estructuración.</w:t>
+      </w:r>
+    </w:p>
+    <w:p/>
+    <w:p/>
+    <w:p>
+      <w:r>
+        <w:drawing>
+          <wp:anchor distT="0" distB="0" distL="114300" distR="114300" simplePos="0" relativeHeight="251664384" behindDoc="1" locked="0" layoutInCell="1" allowOverlap="1" wp14:anchorId="115BBECB" wp14:editId="753B6551">
+            <wp:simplePos x="0" y="0"/>
+            <wp:positionH relativeFrom="column">
+              <wp:posOffset>-329811</wp:posOffset>
+            </wp:positionH>
+            <wp:positionV relativeFrom="paragraph">
+              <wp:posOffset>915888</wp:posOffset>
+            </wp:positionV>
+            <wp:extent cx="6548120" cy="4940300"/>
+            <wp:effectExtent l="0" t="0" r="5080" b="0"/>
+            <wp:wrapTight wrapText="bothSides">
+              <wp:wrapPolygon edited="0">
+                <wp:start x="0" y="0"/>
+                <wp:lineTo x="0" y="21489"/>
+                <wp:lineTo x="21554" y="21489"/>
+                <wp:lineTo x="21554" y="0"/>
+                <wp:lineTo x="0" y="0"/>
+              </wp:wrapPolygon>
+            </wp:wrapTight>
+            <wp:docPr id="1959726185" name="Imagen 1"/>
+            <wp:cNvGraphicFramePr>
+              <a:graphicFrameLocks xmlns:a="http://schemas.openxmlformats.org/drawingml/2006/main" noChangeAspect="1"/>
+            </wp:cNvGraphicFramePr>
+            <a:graphic xmlns:a="http://schemas.openxmlformats.org/drawingml/2006/main">
+              <a:graphicData uri="http://schemas.openxmlformats.org/drawingml/2006/picture">
+                <pic:pic xmlns:pic="http://schemas.openxmlformats.org/drawingml/2006/picture">
+                  <pic:nvPicPr>
+                    <pic:cNvPr id="1959726185" name=""/>
+                    <pic:cNvPicPr/>
+                  </pic:nvPicPr>
+                  <pic:blipFill>
+                    <a:blip r:embed="rId10">
+                      <a:extLst>
+                        <a:ext uri="{28A0092B-C50C-407E-A947-70E740481C1C}">
+                          <a14:useLocalDpi xmlns:a14="http://schemas.microsoft.com/office/drawing/2010/main" val="0"/>
+                        </a:ext>
+                      </a:extLst>
+                    </a:blip>
+                    <a:stretch>
+                      <a:fillRect/>
+                    </a:stretch>
+                  </pic:blipFill>
+                  <pic:spPr>
+                    <a:xfrm>
+                      <a:off x="0" y="0"/>
+                      <a:ext cx="6548120" cy="4940300"/>
+                    </a:xfrm>
+                    <a:prstGeom prst="rect">
+                      <a:avLst/>
+                    </a:prstGeom>
+                  </pic:spPr>
+                </pic:pic>
+              </a:graphicData>
+            </a:graphic>
+            <wp14:sizeRelH relativeFrom="margin">
+              <wp14:pctWidth>0</wp14:pctWidth>
+            </wp14:sizeRelH>
+            <wp14:sizeRelV relativeFrom="margin">
+              <wp14:pctHeight>0</wp14:pctHeight>
+            </wp14:sizeRelV>
+          </wp:anchor>
+        </w:drawing>
+      </w:r>
+      <w:r>
+        <w:br w:type="page"/>
+      </w:r>
+    </w:p>
+    <w:p>
+      <w:pPr>
+        <w:pStyle w:val="Ttulo1"/>
+      </w:pPr>
+      <w:r>
+        <w:lastRenderedPageBreak/>
+        <w:t>Problema #</w:t>
+      </w:r>
+      <w:r>
+        <w:t>4</w:t>
+      </w:r>
+      <w:r>
+        <w:t xml:space="preserve"> </w:t>
+      </w:r>
+      <w:r>
+        <w:t>Tomar valores sin repetirse y contar valores según el dato</w:t>
+      </w:r>
+    </w:p>
+    <w:p>
+      <w:r>
+        <w:t xml:space="preserve">Para algunas funciones o instrucciones para el programa era necesario recorrer los vectores y tomar los valores únicos, pero sin repetirse además de algunas partes del proyecto pedían implementar funciones para contar cuantos médicos estaban por categoría sabiendo que hay mas de 1 </w:t>
+      </w:r>
+      <w:proofErr w:type="spellStart"/>
+      <w:r>
+        <w:t>categoria</w:t>
+      </w:r>
+      <w:proofErr w:type="spellEnd"/>
+      <w:r>
+        <w:t xml:space="preserve"> existente.</w:t>
+      </w:r>
+    </w:p>
+    <w:p>
+      <w:pPr>
+        <w:pStyle w:val="Ttulo2"/>
+      </w:pPr>
+      <w:r>
+        <w:t>solución:</w:t>
+      </w:r>
+    </w:p>
+    <w:p>
+      <w:r>
+        <w:t>Por</w:t>
+      </w:r>
+      <w:r>
+        <w:t xml:space="preserve"> medio de la función </w:t>
+      </w:r>
+      <w:r>
+        <w:rPr>
+          <w:i/>
+          <w:iCs/>
+        </w:rPr>
+        <w:t>SET&lt;&gt;</w:t>
+      </w:r>
+      <w:r>
+        <w:t xml:space="preserve"> que guarda valores únicos sin </w:t>
+      </w:r>
+      <w:proofErr w:type="gramStart"/>
+      <w:r>
+        <w:t>repetirse  y</w:t>
+      </w:r>
+      <w:proofErr w:type="gramEnd"/>
+      <w:r>
+        <w:t xml:space="preserve"> </w:t>
+      </w:r>
+      <w:proofErr w:type="spellStart"/>
+      <w:r>
+        <w:t>map</w:t>
+      </w:r>
+      <w:proofErr w:type="spellEnd"/>
+      <w:r>
+        <w:t xml:space="preserve">&lt;&gt; para conteo según su valor de identificación se logró solucionar el problema </w:t>
+      </w:r>
+    </w:p>
+    <w:p/>
+    <w:p>
+      <w:r>
+        <w:drawing>
+          <wp:inline distT="0" distB="0" distL="0" distR="0" wp14:anchorId="7C78483B" wp14:editId="3E1B8EF8">
+            <wp:extent cx="5612130" cy="3815080"/>
+            <wp:effectExtent l="0" t="0" r="7620" b="0"/>
+            <wp:docPr id="2092460732" name="Imagen 1"/>
+            <wp:cNvGraphicFramePr>
+              <a:graphicFrameLocks xmlns:a="http://schemas.openxmlformats.org/drawingml/2006/main" noChangeAspect="1"/>
+            </wp:cNvGraphicFramePr>
+            <a:graphic xmlns:a="http://schemas.openxmlformats.org/drawingml/2006/main">
+              <a:graphicData uri="http://schemas.openxmlformats.org/drawingml/2006/picture">
+                <pic:pic xmlns:pic="http://schemas.openxmlformats.org/drawingml/2006/picture">
+                  <pic:nvPicPr>
+                    <pic:cNvPr id="2092460732" name=""/>
+                    <pic:cNvPicPr/>
+                  </pic:nvPicPr>
+                  <pic:blipFill>
+                    <a:blip r:embed="rId11"/>
+                    <a:stretch>
+                      <a:fillRect/>
+                    </a:stretch>
+                  </pic:blipFill>
+                  <pic:spPr>
+                    <a:xfrm>
+                      <a:off x="0" y="0"/>
+                      <a:ext cx="5612130" cy="3815080"/>
                     </a:xfrm>
                     <a:prstGeom prst="rect">
                       <a:avLst/>
@@ -228,46 +838,6 @@
           </wp:inline>
         </w:drawing>
       </w:r>
-    </w:p>
-    <w:p>
-      <w:r>
-        <w:br w:type="page"/>
-      </w:r>
-    </w:p>
-    <w:p>
-      <w:pPr>
-        <w:pStyle w:val="Ttulo1"/>
-      </w:pPr>
-      <w:r>
-        <w:lastRenderedPageBreak/>
-        <w:t xml:space="preserve">Problema #1 </w:t>
-      </w:r>
-      <w:r>
-        <w:t>Como diablos leo el contenido y lo asigno a su estructura?</w:t>
-      </w:r>
-      <w:r>
-        <w:t>:</w:t>
-      </w:r>
-    </w:p>
-    <w:p>
-      <w:r>
-        <w:t xml:space="preserve">Ya </w:t>
-      </w:r>
-    </w:p>
-    <w:p>
-      <w:pPr>
-        <w:pStyle w:val="Ttulo2"/>
-      </w:pPr>
-      <w:r>
-        <w:t>solución:</w:t>
-      </w:r>
-    </w:p>
-    <w:p>
-      <w:proofErr w:type="gramStart"/>
-      <w:r>
-        <w:t xml:space="preserve">Los  </w:t>
-      </w:r>
-      <w:proofErr w:type="gramEnd"/>
     </w:p>
     <w:sectPr>
       <w:pgSz w:w="12240" w:h="15840"/>
@@ -679,7 +1249,7 @@
   <w:style w:type="paragraph" w:default="1" w:styleId="Normal">
     <w:name w:val="Normal"/>
     <w:qFormat/>
-    <w:rsid w:val="008941B2"/>
+    <w:rsid w:val="002C36B9"/>
   </w:style>
   <w:style w:type="paragraph" w:styleId="Ttulo1">
     <w:name w:val="heading 1"/>
